--- a/개인/생활·가정/체크리스트 (범용).docx
+++ b/개인/생활·가정/체크리스트 (범용).docx
@@ -4,7 +4,7 @@
   <w:body>
     <w:p>
       <w:pPr>
-        <w:spacing w:after="64" w:before="0" w:line="312" w:lineRule="auto"/>
+        <w:spacing w:after="63" w:before="0" w:line="312" w:lineRule="auto"/>
         <w:jc w:val="center"/>
       </w:pPr>
       <w:r>
@@ -19,7 +19,7 @@
     </w:p>
     <w:p>
       <w:pPr>
-        <w:spacing w:after="159" w:before="0" w:line="312" w:lineRule="auto"/>
+        <w:spacing w:after="158" w:before="0" w:line="312" w:lineRule="auto"/>
         <w:jc w:val="left"/>
         <w:pBdr>
           <w:bottom w:val="single" w:sz="14" w:space="2" w:color="24384F"/>
@@ -46,7 +46,7 @@
       </w:tblGrid>
       <w:tr>
         <w:trPr>
-          <w:trHeight w:val="721" w:hRule="atLeast"/>
+          <w:trHeight w:val="715" w:hRule="atLeast"/>
         </w:trPr>
         <w:tc>
           <w:tcPr>
@@ -81,7 +81,7 @@
     </w:tbl>
     <w:p>
       <w:pPr>
-        <w:spacing w:after="64" w:before="0" w:line="312" w:lineRule="auto"/>
+        <w:spacing w:after="63" w:before="0" w:line="312" w:lineRule="auto"/>
         <w:jc w:val="left"/>
       </w:pPr>
       <w:r>
@@ -110,7 +110,7 @@
       </w:tblGrid>
       <w:tr>
         <w:trPr>
-          <w:trHeight w:val="676" w:hRule="atLeast"/>
+          <w:trHeight w:val="670" w:hRule="atLeast"/>
         </w:trPr>
         <w:tc>
           <w:tcPr>
@@ -253,7 +253,7 @@
                 <w:color w:val="FFFFFF"/>
                 <w:sz w:val="19"/>
               </w:rPr>
-              <w:t>완료□</w:t>
+              <w:t>완료 여부</w:t>
             </w:r>
           </w:p>
         </w:tc>
@@ -289,7 +289,7 @@
       </w:tr>
       <w:tr>
         <w:trPr>
-          <w:trHeight w:val="676" w:hRule="atLeast"/>
+          <w:trHeight w:val="670" w:hRule="atLeast"/>
         </w:trPr>
         <w:tc>
           <w:tcPr>
@@ -305,7 +305,7 @@
           <w:p>
             <w:pPr>
               <w:spacing w:after="0" w:line="312" w:lineRule="auto"/>
-              <w:jc w:val="left"/>
+              <w:jc w:val="center"/>
             </w:pPr>
             <w:r/>
             <w:r>
@@ -331,7 +331,7 @@
           <w:p>
             <w:pPr>
               <w:spacing w:after="0" w:line="312" w:lineRule="auto"/>
-              <w:jc w:val="left"/>
+              <w:jc w:val="center"/>
             </w:pPr>
             <w:r/>
             <w:r>
@@ -357,7 +357,7 @@
           <w:p>
             <w:pPr>
               <w:spacing w:after="0" w:line="312" w:lineRule="auto"/>
-              <w:jc w:val="left"/>
+              <w:jc w:val="center"/>
             </w:pPr>
             <w:r/>
             <w:r>
@@ -383,7 +383,7 @@
           <w:p>
             <w:pPr>
               <w:spacing w:after="0" w:line="312" w:lineRule="auto"/>
-              <w:jc w:val="left"/>
+              <w:jc w:val="center"/>
             </w:pPr>
             <w:r/>
             <w:r>
@@ -409,7 +409,7 @@
           <w:p>
             <w:pPr>
               <w:spacing w:after="0" w:line="312" w:lineRule="auto"/>
-              <w:jc w:val="left"/>
+              <w:jc w:val="center"/>
             </w:pPr>
             <w:r/>
             <w:r>
@@ -435,7 +435,7 @@
           <w:p>
             <w:pPr>
               <w:spacing w:after="0" w:line="312" w:lineRule="auto"/>
-              <w:jc w:val="left"/>
+              <w:jc w:val="center"/>
             </w:pPr>
             <w:r/>
             <w:r>
@@ -450,7 +450,7 @@
       </w:tr>
       <w:tr>
         <w:trPr>
-          <w:trHeight w:val="676" w:hRule="atLeast"/>
+          <w:trHeight w:val="670" w:hRule="atLeast"/>
         </w:trPr>
         <w:tc>
           <w:tcPr>
@@ -466,7 +466,7 @@
           <w:p>
             <w:pPr>
               <w:spacing w:after="0" w:line="312" w:lineRule="auto"/>
-              <w:jc w:val="left"/>
+              <w:jc w:val="center"/>
             </w:pPr>
             <w:r/>
             <w:r>
@@ -492,7 +492,7 @@
           <w:p>
             <w:pPr>
               <w:spacing w:after="0" w:line="312" w:lineRule="auto"/>
-              <w:jc w:val="left"/>
+              <w:jc w:val="center"/>
             </w:pPr>
             <w:r/>
             <w:r>
@@ -518,7 +518,7 @@
           <w:p>
             <w:pPr>
               <w:spacing w:after="0" w:line="312" w:lineRule="auto"/>
-              <w:jc w:val="left"/>
+              <w:jc w:val="center"/>
             </w:pPr>
             <w:r/>
             <w:r>
@@ -544,7 +544,7 @@
           <w:p>
             <w:pPr>
               <w:spacing w:after="0" w:line="312" w:lineRule="auto"/>
-              <w:jc w:val="left"/>
+              <w:jc w:val="center"/>
             </w:pPr>
             <w:r/>
             <w:r>
@@ -570,7 +570,7 @@
           <w:p>
             <w:pPr>
               <w:spacing w:after="0" w:line="312" w:lineRule="auto"/>
-              <w:jc w:val="left"/>
+              <w:jc w:val="center"/>
             </w:pPr>
             <w:r/>
             <w:r>
@@ -596,7 +596,7 @@
           <w:p>
             <w:pPr>
               <w:spacing w:after="0" w:line="312" w:lineRule="auto"/>
-              <w:jc w:val="left"/>
+              <w:jc w:val="center"/>
             </w:pPr>
             <w:r/>
             <w:r>
@@ -611,7 +611,7 @@
       </w:tr>
       <w:tr>
         <w:trPr>
-          <w:trHeight w:val="676" w:hRule="atLeast"/>
+          <w:trHeight w:val="670" w:hRule="atLeast"/>
         </w:trPr>
         <w:tc>
           <w:tcPr>
@@ -627,7 +627,7 @@
           <w:p>
             <w:pPr>
               <w:spacing w:after="0" w:line="312" w:lineRule="auto"/>
-              <w:jc w:val="left"/>
+              <w:jc w:val="center"/>
             </w:pPr>
             <w:r/>
             <w:r>
@@ -653,7 +653,7 @@
           <w:p>
             <w:pPr>
               <w:spacing w:after="0" w:line="312" w:lineRule="auto"/>
-              <w:jc w:val="left"/>
+              <w:jc w:val="center"/>
             </w:pPr>
             <w:r/>
             <w:r>
@@ -679,7 +679,7 @@
           <w:p>
             <w:pPr>
               <w:spacing w:after="0" w:line="312" w:lineRule="auto"/>
-              <w:jc w:val="left"/>
+              <w:jc w:val="center"/>
             </w:pPr>
             <w:r/>
             <w:r>
@@ -705,7 +705,7 @@
           <w:p>
             <w:pPr>
               <w:spacing w:after="0" w:line="312" w:lineRule="auto"/>
-              <w:jc w:val="left"/>
+              <w:jc w:val="center"/>
             </w:pPr>
             <w:r/>
             <w:r>
@@ -731,7 +731,7 @@
           <w:p>
             <w:pPr>
               <w:spacing w:after="0" w:line="312" w:lineRule="auto"/>
-              <w:jc w:val="left"/>
+              <w:jc w:val="center"/>
             </w:pPr>
             <w:r/>
             <w:r>
@@ -757,7 +757,7 @@
           <w:p>
             <w:pPr>
               <w:spacing w:after="0" w:line="312" w:lineRule="auto"/>
-              <w:jc w:val="left"/>
+              <w:jc w:val="center"/>
             </w:pPr>
             <w:r/>
             <w:r>
@@ -772,7 +772,7 @@
       </w:tr>
       <w:tr>
         <w:trPr>
-          <w:trHeight w:val="676" w:hRule="atLeast"/>
+          <w:trHeight w:val="670" w:hRule="atLeast"/>
         </w:trPr>
         <w:tc>
           <w:tcPr>
@@ -788,7 +788,7 @@
           <w:p>
             <w:pPr>
               <w:spacing w:after="0" w:line="312" w:lineRule="auto"/>
-              <w:jc w:val="left"/>
+              <w:jc w:val="center"/>
             </w:pPr>
             <w:r/>
             <w:r>
@@ -814,7 +814,7 @@
           <w:p>
             <w:pPr>
               <w:spacing w:after="0" w:line="312" w:lineRule="auto"/>
-              <w:jc w:val="left"/>
+              <w:jc w:val="center"/>
             </w:pPr>
             <w:r/>
             <w:r>
@@ -840,7 +840,7 @@
           <w:p>
             <w:pPr>
               <w:spacing w:after="0" w:line="312" w:lineRule="auto"/>
-              <w:jc w:val="left"/>
+              <w:jc w:val="center"/>
             </w:pPr>
             <w:r/>
             <w:r>
@@ -866,7 +866,7 @@
           <w:p>
             <w:pPr>
               <w:spacing w:after="0" w:line="312" w:lineRule="auto"/>
-              <w:jc w:val="left"/>
+              <w:jc w:val="center"/>
             </w:pPr>
             <w:r/>
             <w:r>
@@ -892,7 +892,7 @@
           <w:p>
             <w:pPr>
               <w:spacing w:after="0" w:line="312" w:lineRule="auto"/>
-              <w:jc w:val="left"/>
+              <w:jc w:val="center"/>
             </w:pPr>
             <w:r/>
             <w:r>
@@ -918,7 +918,7 @@
           <w:p>
             <w:pPr>
               <w:spacing w:after="0" w:line="312" w:lineRule="auto"/>
-              <w:jc w:val="left"/>
+              <w:jc w:val="center"/>
             </w:pPr>
             <w:r/>
             <w:r>
@@ -933,7 +933,7 @@
       </w:tr>
       <w:tr>
         <w:trPr>
-          <w:trHeight w:val="676" w:hRule="atLeast"/>
+          <w:trHeight w:val="670" w:hRule="atLeast"/>
         </w:trPr>
         <w:tc>
           <w:tcPr>
@@ -949,7 +949,7 @@
           <w:p>
             <w:pPr>
               <w:spacing w:after="0" w:line="312" w:lineRule="auto"/>
-              <w:jc w:val="left"/>
+              <w:jc w:val="center"/>
             </w:pPr>
             <w:r/>
             <w:r>
@@ -975,7 +975,7 @@
           <w:p>
             <w:pPr>
               <w:spacing w:after="0" w:line="312" w:lineRule="auto"/>
-              <w:jc w:val="left"/>
+              <w:jc w:val="center"/>
             </w:pPr>
             <w:r/>
             <w:r>
@@ -1001,7 +1001,7 @@
           <w:p>
             <w:pPr>
               <w:spacing w:after="0" w:line="312" w:lineRule="auto"/>
-              <w:jc w:val="left"/>
+              <w:jc w:val="center"/>
             </w:pPr>
             <w:r/>
             <w:r>
@@ -1027,7 +1027,7 @@
           <w:p>
             <w:pPr>
               <w:spacing w:after="0" w:line="312" w:lineRule="auto"/>
-              <w:jc w:val="left"/>
+              <w:jc w:val="center"/>
             </w:pPr>
             <w:r/>
             <w:r>
@@ -1053,7 +1053,7 @@
           <w:p>
             <w:pPr>
               <w:spacing w:after="0" w:line="312" w:lineRule="auto"/>
-              <w:jc w:val="left"/>
+              <w:jc w:val="center"/>
             </w:pPr>
             <w:r/>
             <w:r>
@@ -1079,7 +1079,7 @@
           <w:p>
             <w:pPr>
               <w:spacing w:after="0" w:line="312" w:lineRule="auto"/>
-              <w:jc w:val="left"/>
+              <w:jc w:val="center"/>
             </w:pPr>
             <w:r/>
             <w:r>
@@ -1094,7 +1094,7 @@
       </w:tr>
       <w:tr>
         <w:trPr>
-          <w:trHeight w:val="676" w:hRule="atLeast"/>
+          <w:trHeight w:val="670" w:hRule="atLeast"/>
         </w:trPr>
         <w:tc>
           <w:tcPr>
@@ -1110,7 +1110,7 @@
           <w:p>
             <w:pPr>
               <w:spacing w:after="0" w:line="312" w:lineRule="auto"/>
-              <w:jc w:val="left"/>
+              <w:jc w:val="center"/>
             </w:pPr>
             <w:r/>
             <w:r>
@@ -1136,7 +1136,7 @@
           <w:p>
             <w:pPr>
               <w:spacing w:after="0" w:line="312" w:lineRule="auto"/>
-              <w:jc w:val="left"/>
+              <w:jc w:val="center"/>
             </w:pPr>
             <w:r/>
             <w:r>
@@ -1162,7 +1162,7 @@
           <w:p>
             <w:pPr>
               <w:spacing w:after="0" w:line="312" w:lineRule="auto"/>
-              <w:jc w:val="left"/>
+              <w:jc w:val="center"/>
             </w:pPr>
             <w:r/>
             <w:r>
@@ -1188,7 +1188,7 @@
           <w:p>
             <w:pPr>
               <w:spacing w:after="0" w:line="312" w:lineRule="auto"/>
-              <w:jc w:val="left"/>
+              <w:jc w:val="center"/>
             </w:pPr>
             <w:r/>
             <w:r>
@@ -1214,7 +1214,7 @@
           <w:p>
             <w:pPr>
               <w:spacing w:after="0" w:line="312" w:lineRule="auto"/>
-              <w:jc w:val="left"/>
+              <w:jc w:val="center"/>
             </w:pPr>
             <w:r/>
             <w:r>
@@ -1240,7 +1240,7 @@
           <w:p>
             <w:pPr>
               <w:spacing w:after="0" w:line="312" w:lineRule="auto"/>
-              <w:jc w:val="left"/>
+              <w:jc w:val="center"/>
             </w:pPr>
             <w:r/>
             <w:r>
@@ -1255,7 +1255,7 @@
       </w:tr>
       <w:tr>
         <w:trPr>
-          <w:trHeight w:val="676" w:hRule="atLeast"/>
+          <w:trHeight w:val="670" w:hRule="atLeast"/>
         </w:trPr>
         <w:tc>
           <w:tcPr>
@@ -1271,7 +1271,7 @@
           <w:p>
             <w:pPr>
               <w:spacing w:after="0" w:line="312" w:lineRule="auto"/>
-              <w:jc w:val="left"/>
+              <w:jc w:val="center"/>
             </w:pPr>
             <w:r/>
             <w:r>
@@ -1297,7 +1297,7 @@
           <w:p>
             <w:pPr>
               <w:spacing w:after="0" w:line="312" w:lineRule="auto"/>
-              <w:jc w:val="left"/>
+              <w:jc w:val="center"/>
             </w:pPr>
             <w:r/>
             <w:r>
@@ -1323,7 +1323,7 @@
           <w:p>
             <w:pPr>
               <w:spacing w:after="0" w:line="312" w:lineRule="auto"/>
-              <w:jc w:val="left"/>
+              <w:jc w:val="center"/>
             </w:pPr>
             <w:r/>
             <w:r>
@@ -1349,7 +1349,7 @@
           <w:p>
             <w:pPr>
               <w:spacing w:after="0" w:line="312" w:lineRule="auto"/>
-              <w:jc w:val="left"/>
+              <w:jc w:val="center"/>
             </w:pPr>
             <w:r/>
             <w:r>
@@ -1375,7 +1375,7 @@
           <w:p>
             <w:pPr>
               <w:spacing w:after="0" w:line="312" w:lineRule="auto"/>
-              <w:jc w:val="left"/>
+              <w:jc w:val="center"/>
             </w:pPr>
             <w:r/>
             <w:r>
@@ -1401,7 +1401,7 @@
           <w:p>
             <w:pPr>
               <w:spacing w:after="0" w:line="312" w:lineRule="auto"/>
-              <w:jc w:val="left"/>
+              <w:jc w:val="center"/>
             </w:pPr>
             <w:r/>
             <w:r>
@@ -1416,7 +1416,7 @@
       </w:tr>
       <w:tr>
         <w:trPr>
-          <w:trHeight w:val="676" w:hRule="atLeast"/>
+          <w:trHeight w:val="670" w:hRule="atLeast"/>
         </w:trPr>
         <w:tc>
           <w:tcPr>
@@ -1432,7 +1432,7 @@
           <w:p>
             <w:pPr>
               <w:spacing w:after="0" w:line="312" w:lineRule="auto"/>
-              <w:jc w:val="left"/>
+              <w:jc w:val="center"/>
             </w:pPr>
             <w:r/>
             <w:r>
@@ -1458,7 +1458,7 @@
           <w:p>
             <w:pPr>
               <w:spacing w:after="0" w:line="312" w:lineRule="auto"/>
-              <w:jc w:val="left"/>
+              <w:jc w:val="center"/>
             </w:pPr>
             <w:r/>
             <w:r>
@@ -1484,7 +1484,7 @@
           <w:p>
             <w:pPr>
               <w:spacing w:after="0" w:line="312" w:lineRule="auto"/>
-              <w:jc w:val="left"/>
+              <w:jc w:val="center"/>
             </w:pPr>
             <w:r/>
             <w:r>
@@ -1510,7 +1510,7 @@
           <w:p>
             <w:pPr>
               <w:spacing w:after="0" w:line="312" w:lineRule="auto"/>
-              <w:jc w:val="left"/>
+              <w:jc w:val="center"/>
             </w:pPr>
             <w:r/>
             <w:r>
@@ -1536,7 +1536,7 @@
           <w:p>
             <w:pPr>
               <w:spacing w:after="0" w:line="312" w:lineRule="auto"/>
-              <w:jc w:val="left"/>
+              <w:jc w:val="center"/>
             </w:pPr>
             <w:r/>
             <w:r>
@@ -1562,7 +1562,7 @@
           <w:p>
             <w:pPr>
               <w:spacing w:after="0" w:line="312" w:lineRule="auto"/>
-              <w:jc w:val="left"/>
+              <w:jc w:val="center"/>
             </w:pPr>
             <w:r/>
             <w:r>
@@ -1577,7 +1577,7 @@
       </w:tr>
       <w:tr>
         <w:trPr>
-          <w:trHeight w:val="676" w:hRule="atLeast"/>
+          <w:trHeight w:val="670" w:hRule="atLeast"/>
         </w:trPr>
         <w:tc>
           <w:tcPr>
@@ -1593,7 +1593,7 @@
           <w:p>
             <w:pPr>
               <w:spacing w:after="0" w:line="312" w:lineRule="auto"/>
-              <w:jc w:val="left"/>
+              <w:jc w:val="center"/>
             </w:pPr>
             <w:r/>
             <w:r>
@@ -1619,7 +1619,7 @@
           <w:p>
             <w:pPr>
               <w:spacing w:after="0" w:line="312" w:lineRule="auto"/>
-              <w:jc w:val="left"/>
+              <w:jc w:val="center"/>
             </w:pPr>
             <w:r/>
             <w:r>
@@ -1645,7 +1645,7 @@
           <w:p>
             <w:pPr>
               <w:spacing w:after="0" w:line="312" w:lineRule="auto"/>
-              <w:jc w:val="left"/>
+              <w:jc w:val="center"/>
             </w:pPr>
             <w:r/>
             <w:r>
@@ -1671,7 +1671,7 @@
           <w:p>
             <w:pPr>
               <w:spacing w:after="0" w:line="312" w:lineRule="auto"/>
-              <w:jc w:val="left"/>
+              <w:jc w:val="center"/>
             </w:pPr>
             <w:r/>
             <w:r>
@@ -1697,7 +1697,7 @@
           <w:p>
             <w:pPr>
               <w:spacing w:after="0" w:line="312" w:lineRule="auto"/>
-              <w:jc w:val="left"/>
+              <w:jc w:val="center"/>
             </w:pPr>
             <w:r/>
             <w:r>
@@ -1723,7 +1723,7 @@
           <w:p>
             <w:pPr>
               <w:spacing w:after="0" w:line="312" w:lineRule="auto"/>
-              <w:jc w:val="left"/>
+              <w:jc w:val="center"/>
             </w:pPr>
             <w:r/>
             <w:r>
@@ -1738,7 +1738,7 @@
       </w:tr>
       <w:tr>
         <w:trPr>
-          <w:trHeight w:val="676" w:hRule="atLeast"/>
+          <w:trHeight w:val="670" w:hRule="atLeast"/>
         </w:trPr>
         <w:tc>
           <w:tcPr>
@@ -1754,7 +1754,7 @@
           <w:p>
             <w:pPr>
               <w:spacing w:after="0" w:line="312" w:lineRule="auto"/>
-              <w:jc w:val="left"/>
+              <w:jc w:val="center"/>
             </w:pPr>
             <w:r/>
             <w:r>
@@ -1780,7 +1780,7 @@
           <w:p>
             <w:pPr>
               <w:spacing w:after="0" w:line="312" w:lineRule="auto"/>
-              <w:jc w:val="left"/>
+              <w:jc w:val="center"/>
             </w:pPr>
             <w:r/>
             <w:r>
@@ -1806,7 +1806,7 @@
           <w:p>
             <w:pPr>
               <w:spacing w:after="0" w:line="312" w:lineRule="auto"/>
-              <w:jc w:val="left"/>
+              <w:jc w:val="center"/>
             </w:pPr>
             <w:r/>
             <w:r>
@@ -1832,7 +1832,7 @@
           <w:p>
             <w:pPr>
               <w:spacing w:after="0" w:line="312" w:lineRule="auto"/>
-              <w:jc w:val="left"/>
+              <w:jc w:val="center"/>
             </w:pPr>
             <w:r/>
             <w:r>
@@ -1858,7 +1858,7 @@
           <w:p>
             <w:pPr>
               <w:spacing w:after="0" w:line="312" w:lineRule="auto"/>
-              <w:jc w:val="left"/>
+              <w:jc w:val="center"/>
             </w:pPr>
             <w:r/>
             <w:r>
@@ -1884,7 +1884,7 @@
           <w:p>
             <w:pPr>
               <w:spacing w:after="0" w:line="312" w:lineRule="auto"/>
-              <w:jc w:val="left"/>
+              <w:jc w:val="center"/>
             </w:pPr>
             <w:r/>
             <w:r>
@@ -1899,7 +1899,7 @@
       </w:tr>
       <w:tr>
         <w:trPr>
-          <w:trHeight w:val="676" w:hRule="atLeast"/>
+          <w:trHeight w:val="670" w:hRule="atLeast"/>
         </w:trPr>
         <w:tc>
           <w:tcPr>
@@ -1915,7 +1915,7 @@
           <w:p>
             <w:pPr>
               <w:spacing w:after="0" w:line="312" w:lineRule="auto"/>
-              <w:jc w:val="left"/>
+              <w:jc w:val="center"/>
             </w:pPr>
             <w:r/>
             <w:r>
@@ -1941,7 +1941,7 @@
           <w:p>
             <w:pPr>
               <w:spacing w:after="0" w:line="312" w:lineRule="auto"/>
-              <w:jc w:val="left"/>
+              <w:jc w:val="center"/>
             </w:pPr>
             <w:r/>
             <w:r>
@@ -1967,7 +1967,7 @@
           <w:p>
             <w:pPr>
               <w:spacing w:after="0" w:line="312" w:lineRule="auto"/>
-              <w:jc w:val="left"/>
+              <w:jc w:val="center"/>
             </w:pPr>
             <w:r/>
             <w:r>
@@ -1993,7 +1993,7 @@
           <w:p>
             <w:pPr>
               <w:spacing w:after="0" w:line="312" w:lineRule="auto"/>
-              <w:jc w:val="left"/>
+              <w:jc w:val="center"/>
             </w:pPr>
             <w:r/>
             <w:r>
@@ -2019,7 +2019,7 @@
           <w:p>
             <w:pPr>
               <w:spacing w:after="0" w:line="312" w:lineRule="auto"/>
-              <w:jc w:val="left"/>
+              <w:jc w:val="center"/>
             </w:pPr>
             <w:r/>
             <w:r>
@@ -2045,7 +2045,7 @@
           <w:p>
             <w:pPr>
               <w:spacing w:after="0" w:line="312" w:lineRule="auto"/>
-              <w:jc w:val="left"/>
+              <w:jc w:val="center"/>
             </w:pPr>
             <w:r/>
             <w:r>
@@ -2060,7 +2060,7 @@
       </w:tr>
       <w:tr>
         <w:trPr>
-          <w:trHeight w:val="676" w:hRule="atLeast"/>
+          <w:trHeight w:val="670" w:hRule="atLeast"/>
         </w:trPr>
         <w:tc>
           <w:tcPr>
@@ -2076,7 +2076,7 @@
           <w:p>
             <w:pPr>
               <w:spacing w:after="0" w:line="312" w:lineRule="auto"/>
-              <w:jc w:val="left"/>
+              <w:jc w:val="center"/>
             </w:pPr>
             <w:r/>
             <w:r>
@@ -2102,7 +2102,7 @@
           <w:p>
             <w:pPr>
               <w:spacing w:after="0" w:line="312" w:lineRule="auto"/>
-              <w:jc w:val="left"/>
+              <w:jc w:val="center"/>
             </w:pPr>
             <w:r/>
             <w:r>
@@ -2128,7 +2128,7 @@
           <w:p>
             <w:pPr>
               <w:spacing w:after="0" w:line="312" w:lineRule="auto"/>
-              <w:jc w:val="left"/>
+              <w:jc w:val="center"/>
             </w:pPr>
             <w:r/>
             <w:r>
@@ -2154,7 +2154,7 @@
           <w:p>
             <w:pPr>
               <w:spacing w:after="0" w:line="312" w:lineRule="auto"/>
-              <w:jc w:val="left"/>
+              <w:jc w:val="center"/>
             </w:pPr>
             <w:r/>
             <w:r>
@@ -2180,7 +2180,7 @@
           <w:p>
             <w:pPr>
               <w:spacing w:after="0" w:line="312" w:lineRule="auto"/>
-              <w:jc w:val="left"/>
+              <w:jc w:val="center"/>
             </w:pPr>
             <w:r/>
             <w:r>
@@ -2206,7 +2206,7 @@
           <w:p>
             <w:pPr>
               <w:spacing w:after="0" w:line="312" w:lineRule="auto"/>
-              <w:jc w:val="left"/>
+              <w:jc w:val="center"/>
             </w:pPr>
             <w:r/>
             <w:r>
@@ -2221,7 +2221,7 @@
       </w:tr>
       <w:tr>
         <w:trPr>
-          <w:trHeight w:val="676" w:hRule="atLeast"/>
+          <w:trHeight w:val="670" w:hRule="atLeast"/>
         </w:trPr>
         <w:tc>
           <w:tcPr>
@@ -2237,7 +2237,7 @@
           <w:p>
             <w:pPr>
               <w:spacing w:after="0" w:line="312" w:lineRule="auto"/>
-              <w:jc w:val="left"/>
+              <w:jc w:val="center"/>
             </w:pPr>
             <w:r/>
             <w:r>
@@ -2263,7 +2263,7 @@
           <w:p>
             <w:pPr>
               <w:spacing w:after="0" w:line="312" w:lineRule="auto"/>
-              <w:jc w:val="left"/>
+              <w:jc w:val="center"/>
             </w:pPr>
             <w:r/>
             <w:r>
@@ -2289,7 +2289,7 @@
           <w:p>
             <w:pPr>
               <w:spacing w:after="0" w:line="312" w:lineRule="auto"/>
-              <w:jc w:val="left"/>
+              <w:jc w:val="center"/>
             </w:pPr>
             <w:r/>
             <w:r>
@@ -2315,7 +2315,7 @@
           <w:p>
             <w:pPr>
               <w:spacing w:after="0" w:line="312" w:lineRule="auto"/>
-              <w:jc w:val="left"/>
+              <w:jc w:val="center"/>
             </w:pPr>
             <w:r/>
             <w:r>
@@ -2341,7 +2341,7 @@
           <w:p>
             <w:pPr>
               <w:spacing w:after="0" w:line="312" w:lineRule="auto"/>
-              <w:jc w:val="left"/>
+              <w:jc w:val="center"/>
             </w:pPr>
             <w:r/>
             <w:r>
@@ -2367,7 +2367,7 @@
           <w:p>
             <w:pPr>
               <w:spacing w:after="0" w:line="312" w:lineRule="auto"/>
-              <w:jc w:val="left"/>
+              <w:jc w:val="center"/>
             </w:pPr>
             <w:r/>
             <w:r>
@@ -2382,7 +2382,7 @@
       </w:tr>
       <w:tr>
         <w:trPr>
-          <w:trHeight w:val="676" w:hRule="atLeast"/>
+          <w:trHeight w:val="670" w:hRule="atLeast"/>
         </w:trPr>
         <w:tc>
           <w:tcPr>
@@ -2398,7 +2398,7 @@
           <w:p>
             <w:pPr>
               <w:spacing w:after="0" w:line="312" w:lineRule="auto"/>
-              <w:jc w:val="left"/>
+              <w:jc w:val="center"/>
             </w:pPr>
             <w:r/>
             <w:r>
@@ -2424,7 +2424,7 @@
           <w:p>
             <w:pPr>
               <w:spacing w:after="0" w:line="312" w:lineRule="auto"/>
-              <w:jc w:val="left"/>
+              <w:jc w:val="center"/>
             </w:pPr>
             <w:r/>
             <w:r>
@@ -2450,7 +2450,7 @@
           <w:p>
             <w:pPr>
               <w:spacing w:after="0" w:line="312" w:lineRule="auto"/>
-              <w:jc w:val="left"/>
+              <w:jc w:val="center"/>
             </w:pPr>
             <w:r/>
             <w:r>
@@ -2476,7 +2476,7 @@
           <w:p>
             <w:pPr>
               <w:spacing w:after="0" w:line="312" w:lineRule="auto"/>
-              <w:jc w:val="left"/>
+              <w:jc w:val="center"/>
             </w:pPr>
             <w:r/>
             <w:r>
@@ -2502,7 +2502,7 @@
           <w:p>
             <w:pPr>
               <w:spacing w:after="0" w:line="312" w:lineRule="auto"/>
-              <w:jc w:val="left"/>
+              <w:jc w:val="center"/>
             </w:pPr>
             <w:r/>
             <w:r>
@@ -2528,7 +2528,7 @@
           <w:p>
             <w:pPr>
               <w:spacing w:after="0" w:line="312" w:lineRule="auto"/>
-              <w:jc w:val="left"/>
+              <w:jc w:val="center"/>
             </w:pPr>
             <w:r/>
             <w:r>
@@ -2544,7 +2544,7 @@
     </w:tbl>
     <w:p>
       <w:pPr>
-        <w:spacing w:after="64" w:before="0" w:line="312" w:lineRule="auto"/>
+        <w:spacing w:after="63" w:before="0" w:line="312" w:lineRule="auto"/>
         <w:jc w:val="left"/>
       </w:pPr>
       <w:r>
